--- a/UGEA2100/Notes.docx
+++ b/UGEA2100/Notes.docx
@@ -161,7 +161,7 @@
           <w:rFonts w:hint="eastAsia"/>
           <w:lang w:val="en-US" w:eastAsia="zh-CN"/>
         </w:rPr>
-        <w:t>philo：智慧 soppy：爱 ——》哲学：爱智慧之人</w:t>
+        <w:t>philo：爱 sophy：智慧 ——》哲学：爱智慧之人</w:t>
       </w:r>
     </w:p>
     <w:p>
@@ -367,9 +367,128 @@
           <w:lang w:val="en-US" w:eastAsia="zh-CN"/>
         </w:rPr>
         <w:t>孟子：为什么要有道德？——》非功利，而是“人之所以为人”</w:t>
+      </w:r>
+    </w:p>
+    <w:p>
+      <w:pPr>
+        <w:numPr>
+          <w:ilvl w:val="0"/>
+          <w:numId w:val="1"/>
+        </w:numPr>
+        <w:rPr>
+          <w:rFonts w:hint="default"/>
+          <w:lang w:val="en-US" w:eastAsia="zh-CN"/>
+        </w:rPr>
+      </w:pPr>
+      <w:r>
+        <w:rPr>
+          <w:rFonts w:hint="eastAsia"/>
+          <w:lang w:val="en-US" w:eastAsia="zh-CN"/>
+        </w:rPr>
+        <w:t>老子：</w:t>
+      </w:r>
+      <w:r>
+        <w:rPr>
+          <w:rFonts w:hint="eastAsia"/>
+          <w:highlight w:val="yellow"/>
+          <w:lang w:val="en-US" w:eastAsia="zh-CN"/>
+        </w:rPr>
+        <w:t>其思想“无中生有”</w:t>
+      </w:r>
+      <w:r>
+        <w:rPr>
+          <w:rFonts w:hint="eastAsia"/>
+          <w:lang w:val="en-US" w:eastAsia="zh-CN"/>
+        </w:rPr>
+        <w:t>不是从前继承而来，中国第一位追问形而上问题的哲学家</w:t>
+      </w:r>
+    </w:p>
+    <w:p>
+      <w:pPr>
+        <w:numPr>
+          <w:ilvl w:val="0"/>
+          <w:numId w:val="1"/>
+        </w:numPr>
+        <w:rPr>
+          <w:rFonts w:hint="default"/>
+          <w:lang w:val="en-US" w:eastAsia="zh-CN"/>
+        </w:rPr>
+      </w:pPr>
+      <w:r>
+        <w:rPr>
+          <w:rFonts w:hint="eastAsia"/>
+          <w:lang w:val="en-US" w:eastAsia="zh-CN"/>
+        </w:rPr>
+        <w:t>先秦时期，可以是否有“阴阳”概念区分儒和道</w:t>
+      </w:r>
+    </w:p>
+    <w:p>
+      <w:pPr>
+        <w:numPr>
+          <w:ilvl w:val="0"/>
+          <w:numId w:val="1"/>
+        </w:numPr>
+        <w:rPr>
+          <w:rFonts w:hint="default"/>
+          <w:lang w:val="en-US" w:eastAsia="zh-CN"/>
+        </w:rPr>
+      </w:pPr>
+      <w:r>
+        <w:rPr>
+          <w:rFonts w:hint="eastAsia"/>
+          <w:lang w:val="en-US" w:eastAsia="zh-CN"/>
+        </w:rPr>
+        <w:t>什么是道： 宇宙论：生成演化万物    本体论：道决定万物的存在</w:t>
+      </w:r>
+    </w:p>
+    <w:p>
+      <w:pPr>
+        <w:numPr>
+          <w:ilvl w:val="0"/>
+          <w:numId w:val="1"/>
+        </w:numPr>
+        <w:rPr>
+          <w:rFonts w:hint="default"/>
+          <w:lang w:val="en-US" w:eastAsia="zh-CN"/>
+        </w:rPr>
+      </w:pPr>
+      <w:r>
+        <w:rPr>
+          <w:rFonts w:hint="eastAsia"/>
+          <w:highlight w:val="yellow"/>
+          <w:lang w:val="en-US" w:eastAsia="zh-CN"/>
+        </w:rPr>
+        <w:t>道的特性：道与自然</w:t>
       </w:r>
       <w:bookmarkStart w:id="0" w:name="_GoBack"/>
       <w:bookmarkEnd w:id="0"/>
+    </w:p>
+    <w:p>
+      <w:pPr>
+        <w:numPr>
+          <w:ilvl w:val="0"/>
+          <w:numId w:val="1"/>
+        </w:numPr>
+        <w:rPr>
+          <w:rFonts w:hint="default"/>
+          <w:lang w:val="en-US" w:eastAsia="zh-CN"/>
+        </w:rPr>
+      </w:pPr>
+      <w:r>
+        <w:rPr>
+          <w:rFonts w:hint="eastAsia"/>
+          <w:highlight w:val="yellow"/>
+          <w:lang w:val="en-US" w:eastAsia="zh-CN"/>
+        </w:rPr>
+        <w:t>道家人生理想：无为</w:t>
+      </w:r>
+      <w:r>
+        <w:rPr>
+          <w:rFonts w:hint="eastAsia"/>
+          <w:lang w:val="en-US" w:eastAsia="zh-CN"/>
+        </w:rPr>
+        <w:t>（但是消极只是手段，不只是简单的什么都不做，而是在做事的时候不违背万物自然）</w:t>
+      </w:r>
     </w:p>
     <w:sectPr>
       <w:pgSz w:w="11906" w:h="16838"/>

--- a/UGEA2100/Notes.docx
+++ b/UGEA2100/Notes.docx
@@ -460,35 +460,231 @@
         </w:rPr>
         <w:t>道的特性：道与自然</w:t>
       </w:r>
+    </w:p>
+    <w:p>
+      <w:pPr>
+        <w:numPr>
+          <w:ilvl w:val="0"/>
+          <w:numId w:val="1"/>
+        </w:numPr>
+        <w:rPr>
+          <w:rFonts w:hint="default"/>
+          <w:lang w:val="en-US" w:eastAsia="zh-CN"/>
+        </w:rPr>
+      </w:pPr>
+      <w:r>
+        <w:rPr>
+          <w:rFonts w:hint="eastAsia"/>
+          <w:highlight w:val="yellow"/>
+          <w:lang w:val="en-US" w:eastAsia="zh-CN"/>
+        </w:rPr>
+        <w:t>道家人生理想：无为</w:t>
+      </w:r>
+      <w:r>
+        <w:rPr>
+          <w:rFonts w:hint="eastAsia"/>
+          <w:lang w:val="en-US" w:eastAsia="zh-CN"/>
+        </w:rPr>
+        <w:t>（但是消极只是手段，不只是简单的什么都不做，而是在做事的时候不违背万物自然）</w:t>
+      </w:r>
+    </w:p>
+    <w:p>
+      <w:pPr>
+        <w:numPr>
+          <w:ilvl w:val="0"/>
+          <w:numId w:val="1"/>
+        </w:numPr>
+        <w:rPr>
+          <w:rFonts w:hint="default"/>
+          <w:lang w:val="en-US" w:eastAsia="zh-CN"/>
+        </w:rPr>
+      </w:pPr>
+      <w:r>
+        <w:rPr>
+          <w:rFonts w:hint="eastAsia"/>
+          <w:lang w:val="en-US" w:eastAsia="zh-CN"/>
+        </w:rPr>
+        <w:t>庄子：宋人，思想与楚人接近，喜欢老子的自然、无为和反智、反技巧这两个思想</w:t>
+      </w:r>
+    </w:p>
+    <w:p>
+      <w:pPr>
+        <w:keepNext w:val="0"/>
+        <w:keepLines w:val="0"/>
+        <w:widowControl/>
+        <w:suppressLineNumbers w:val="0"/>
+        <w:jc w:val="left"/>
+      </w:pPr>
       <w:bookmarkStart w:id="0" w:name="_GoBack"/>
       <w:bookmarkEnd w:id="0"/>
-    </w:p>
-    <w:p>
-      <w:pPr>
-        <w:numPr>
-          <w:ilvl w:val="0"/>
-          <w:numId w:val="1"/>
-        </w:numPr>
-        <w:rPr>
-          <w:rFonts w:hint="default"/>
-          <w:lang w:val="en-US" w:eastAsia="zh-CN"/>
-        </w:rPr>
-      </w:pPr>
-      <w:r>
-        <w:rPr>
-          <w:rFonts w:hint="eastAsia"/>
-          <w:highlight w:val="yellow"/>
-          <w:lang w:val="en-US" w:eastAsia="zh-CN"/>
-        </w:rPr>
-        <w:t>道家人生理想：无为</w:t>
-      </w:r>
-      <w:r>
-        <w:rPr>
-          <w:rFonts w:hint="eastAsia"/>
-          <w:lang w:val="en-US" w:eastAsia="zh-CN"/>
-        </w:rPr>
-        <w:t>（但是消极只是手段，不只是简单的什么都不做，而是在做事的时候不违背万物自然）</w:t>
-      </w:r>
+      <w:r>
+        <w:rPr>
+          <w:rFonts w:hint="eastAsia"/>
+          <w:lang w:val="en-US" w:eastAsia="zh-CN"/>
+        </w:rPr>
+        <w:t>庄子的何为万物之自然：牛马四足，是谓天；落马首，穿牛鼻，是谓人</w:t>
+      </w:r>
+      <w:r>
+        <w:rPr>
+          <w:rFonts w:hint="eastAsia"/>
+          <w:sz w:val="21"/>
+          <w:szCs w:val="21"/>
+          <w:lang w:val="en-US" w:eastAsia="zh-CN"/>
+        </w:rPr>
+        <w:t>（</w:t>
+      </w:r>
+      <w:r>
+        <w:rPr>
+          <w:rFonts w:ascii="宋体" w:hAnsi="宋体" w:eastAsia="宋体" w:cs="宋体"/>
+          <w:kern w:val="0"/>
+          <w:sz w:val="21"/>
+          <w:szCs w:val="21"/>
+          <w:lang w:val="en-US" w:eastAsia="zh-CN" w:bidi="ar"/>
+        </w:rPr>
+        <w:t>牛和马生来长着四只脚，这是天然的本性；而给马戴上笼头、给牛穿上鼻环，这是人为的约束</w:t>
+      </w:r>
+      <w:r>
+        <w:rPr>
+          <w:rFonts w:hint="default" w:ascii="宋体" w:hAnsi="宋体" w:eastAsia="宋体" w:cs="宋体"/>
+          <w:kern w:val="0"/>
+          <w:sz w:val="21"/>
+          <w:szCs w:val="21"/>
+          <w:lang w:val="en-US" w:eastAsia="zh-CN" w:bidi="ar"/>
+        </w:rPr>
+        <w:t>)</w:t>
+      </w:r>
+      <w:r>
+        <w:rPr>
+          <w:rFonts w:hint="eastAsia" w:ascii="宋体" w:hAnsi="宋体" w:eastAsia="宋体" w:cs="宋体"/>
+          <w:kern w:val="0"/>
+          <w:sz w:val="21"/>
+          <w:szCs w:val="21"/>
+          <w:lang w:val="en-US" w:eastAsia="zh-CN" w:bidi="ar"/>
+        </w:rPr>
+        <w:t>--》用于讽刺人</w:t>
+      </w:r>
+      <w:r>
+        <w:rPr>
+          <w:rFonts w:ascii="宋体" w:hAnsi="宋体" w:eastAsia="宋体" w:cs="宋体"/>
+          <w:kern w:val="0"/>
+          <w:sz w:val="21"/>
+          <w:szCs w:val="21"/>
+          <w:lang w:val="en-US" w:eastAsia="zh-CN" w:bidi="ar"/>
+        </w:rPr>
+        <w:t>为了自身需要，用机巧、礼法或工具去改造、约束自然的行为</w:t>
+      </w:r>
+      <w:r>
+        <w:rPr>
+          <w:rFonts w:hint="default" w:ascii="宋体" w:hAnsi="宋体" w:eastAsia="宋体" w:cs="宋体"/>
+          <w:kern w:val="0"/>
+          <w:sz w:val="21"/>
+          <w:szCs w:val="21"/>
+          <w:lang w:val="en-US" w:eastAsia="zh-CN" w:bidi="ar"/>
+        </w:rPr>
+        <w:t>(</w:t>
+      </w:r>
+      <w:r>
+        <w:rPr>
+          <w:rFonts w:hint="eastAsia" w:ascii="宋体" w:hAnsi="宋体" w:eastAsia="宋体" w:cs="宋体"/>
+          <w:kern w:val="0"/>
+          <w:sz w:val="21"/>
+          <w:szCs w:val="21"/>
+          <w:lang w:val="en-US" w:eastAsia="zh-CN" w:bidi="ar"/>
+        </w:rPr>
+        <w:t>基本是针对儒家），</w:t>
+      </w:r>
+      <w:r>
+        <w:rPr>
+          <w:rFonts w:ascii="宋体" w:hAnsi="宋体" w:eastAsia="宋体" w:cs="宋体"/>
+          <w:kern w:val="0"/>
+          <w:sz w:val="21"/>
+          <w:szCs w:val="21"/>
+          <w:lang w:val="en-US" w:eastAsia="zh-CN" w:bidi="ar"/>
+        </w:rPr>
+        <w:t>庄子借此表达</w:t>
+      </w:r>
+      <w:r>
+        <w:rPr>
+          <w:rFonts w:ascii="宋体" w:hAnsi="宋体" w:eastAsia="宋体" w:cs="宋体"/>
+          <w:b w:val="0"/>
+          <w:bCs w:val="0"/>
+          <w:kern w:val="0"/>
+          <w:sz w:val="21"/>
+          <w:szCs w:val="21"/>
+          <w:lang w:val="en-US" w:eastAsia="zh-CN" w:bidi="ar"/>
+        </w:rPr>
+        <w:t>“</w:t>
+      </w:r>
+      <w:r>
+        <w:rPr>
+          <w:rStyle w:val="4"/>
+          <w:rFonts w:ascii="Arial" w:hAnsi="Arial" w:eastAsia="宋体" w:cs="Arial"/>
+          <w:b w:val="0"/>
+          <w:bCs w:val="0"/>
+          <w:kern w:val="0"/>
+          <w:sz w:val="21"/>
+          <w:szCs w:val="21"/>
+          <w:u w:val="none"/>
+          <w:lang w:val="en-US" w:eastAsia="zh-CN" w:bidi="ar"/>
+        </w:rPr>
+        <w:t>无以人灭天</w:t>
+      </w:r>
+      <w:r>
+        <w:rPr>
+          <w:rFonts w:ascii="宋体" w:hAnsi="宋体" w:eastAsia="宋体" w:cs="宋体"/>
+          <w:b w:val="0"/>
+          <w:bCs w:val="0"/>
+          <w:kern w:val="0"/>
+          <w:sz w:val="21"/>
+          <w:szCs w:val="21"/>
+          <w:lang w:val="en-US" w:eastAsia="zh-CN" w:bidi="ar"/>
+        </w:rPr>
+        <w:t>”</w:t>
+      </w:r>
+      <w:r>
+        <w:rPr>
+          <w:rFonts w:ascii="宋体" w:hAnsi="宋体" w:eastAsia="宋体" w:cs="宋体"/>
+          <w:kern w:val="0"/>
+          <w:sz w:val="21"/>
+          <w:szCs w:val="21"/>
+          <w:lang w:val="en-US" w:eastAsia="zh-CN" w:bidi="ar"/>
+        </w:rPr>
+        <w:t>（不要用人为的造作去破坏自然的天性</w:t>
+      </w:r>
+      <w:r>
+        <w:rPr>
+          <w:rFonts w:ascii="宋体" w:hAnsi="宋体" w:eastAsia="宋体" w:cs="宋体"/>
+          <w:kern w:val="0"/>
+          <w:sz w:val="21"/>
+          <w:szCs w:val="21"/>
+          <w:lang w:val="en-US" w:eastAsia="zh-CN" w:bidi="ar"/>
+        </w:rPr>
+        <w:t>），主张顺应自然、保持纯真，反对过度的人为干预和名利羁绊</w:t>
+      </w:r>
+    </w:p>
+    <w:p>
+      <w:pPr>
+        <w:keepNext w:val="0"/>
+        <w:keepLines w:val="0"/>
+        <w:widowControl/>
+        <w:suppressLineNumbers w:val="0"/>
+        <w:jc w:val="left"/>
+        <w:rPr>
+          <w:rFonts w:hint="default"/>
+          <w:lang w:val="en-US"/>
+        </w:rPr>
+      </w:pPr>
+    </w:p>
+    <w:p>
+      <w:pPr>
+        <w:numPr>
+          <w:numId w:val="0"/>
+        </w:numPr>
+        <w:rPr>
+          <w:rFonts w:hint="default"/>
+          <w:lang w:val="en-US" w:eastAsia="zh-CN"/>
+        </w:rPr>
+      </w:pPr>
     </w:p>
     <w:sectPr>
       <w:pgSz w:w="11906" w:h="16838"/>
@@ -529,7 +725,7 @@
   <w:docDefaults>
     <w:rPrDefault>
       <w:rPr>
-        <w:rFonts w:asciiTheme="minorHAnsi" w:hAnsiTheme="minorHAnsi" w:eastAsiaTheme="minorEastAsia" w:cstheme="minorBidi"/>
+        <w:rFonts w:ascii="Times New Roman" w:hAnsi="Times New Roman" w:eastAsia="宋体" w:cs="Times New Roman"/>
       </w:rPr>
     </w:rPrDefault>
     <w:pPrDefault/>
@@ -818,6 +1014,15 @@
       </w:tblCellMar>
     </w:tblPr>
   </w:style>
+  <w:style w:type="character" w:styleId="4">
+    <w:name w:val="Strong"/>
+    <w:basedOn w:val="3"/>
+    <w:qFormat/>
+    <w:uiPriority w:val="0"/>
+    <w:rPr>
+      <w:b/>
+    </w:rPr>
+  </w:style>
 </w:styles>
 </file>
 

--- a/UGEA2100/Notes.docx
+++ b/UGEA2100/Notes.docx
@@ -514,9 +514,14 @@
         <w:widowControl/>
         <w:suppressLineNumbers w:val="0"/>
         <w:jc w:val="left"/>
-      </w:pPr>
-      <w:bookmarkStart w:id="0" w:name="_GoBack"/>
-      <w:bookmarkEnd w:id="0"/>
+        <w:rPr>
+          <w:rFonts w:hint="eastAsia" w:ascii="宋体" w:hAnsi="宋体" w:eastAsia="宋体" w:cs="宋体"/>
+          <w:kern w:val="0"/>
+          <w:sz w:val="21"/>
+          <w:szCs w:val="21"/>
+          <w:lang w:val="en-US" w:eastAsia="zh-CN" w:bidi="ar"/>
+        </w:rPr>
+      </w:pPr>
       <w:r>
         <w:rPr>
           <w:rFonts w:hint="eastAsia"/>
@@ -649,18 +654,82 @@
           <w:szCs w:val="21"/>
           <w:lang w:val="en-US" w:eastAsia="zh-CN" w:bidi="ar"/>
         </w:rPr>
-        <w:t>（不要用人为的造作去破坏自然的天性</w:t>
-      </w:r>
-      <w:r>
-        <w:rPr>
-          <w:rFonts w:ascii="宋体" w:hAnsi="宋体" w:eastAsia="宋体" w:cs="宋体"/>
-          <w:kern w:val="0"/>
-          <w:sz w:val="21"/>
-          <w:szCs w:val="21"/>
-          <w:lang w:val="en-US" w:eastAsia="zh-CN" w:bidi="ar"/>
-        </w:rPr>
-        <w:t>），主张顺应自然、保持纯真，反对过度的人为干预和名利羁绊</w:t>
-      </w:r>
+        <w:t>（不要用人为的造作去破坏自然的天性），主张顺应自然、保持纯真，反对过度的人为干预和名利</w:t>
+      </w:r>
+      <w:r>
+        <w:rPr>
+          <w:rFonts w:hint="eastAsia" w:ascii="宋体" w:hAnsi="宋体" w:eastAsia="宋体" w:cs="宋体"/>
+          <w:kern w:val="0"/>
+          <w:sz w:val="21"/>
+          <w:szCs w:val="21"/>
+          <w:lang w:val="en-US" w:eastAsia="zh-CN" w:bidi="ar"/>
+        </w:rPr>
+        <w:t>羁绊</w:t>
+      </w:r>
+    </w:p>
+    <w:p>
+      <w:pPr>
+        <w:keepNext w:val="0"/>
+        <w:keepLines w:val="0"/>
+        <w:widowControl/>
+        <w:numPr>
+          <w:ilvl w:val="0"/>
+          <w:numId w:val="1"/>
+        </w:numPr>
+        <w:suppressLineNumbers w:val="0"/>
+        <w:ind w:left="0" w:leftChars="0" w:firstLine="0" w:firstLineChars="0"/>
+        <w:jc w:val="left"/>
+        <w:rPr>
+          <w:rFonts w:hint="default" w:eastAsia="宋体" w:cs="宋体" w:asciiTheme="minorAscii" w:hAnsiTheme="minorAscii"/>
+          <w:kern w:val="0"/>
+          <w:sz w:val="20"/>
+          <w:szCs w:val="20"/>
+          <w:lang w:val="en-US" w:eastAsia="zh-CN" w:bidi="ar"/>
+        </w:rPr>
+      </w:pPr>
+      <w:r>
+        <w:rPr>
+          <w:rFonts w:hint="eastAsia" w:eastAsia="宋体" w:cs="宋体" w:asciiTheme="minorAscii" w:hAnsiTheme="minorAscii"/>
+          <w:kern w:val="0"/>
+          <w:sz w:val="20"/>
+          <w:szCs w:val="20"/>
+          <w:lang w:val="en-US" w:eastAsia="zh-CN" w:bidi="ar"/>
+        </w:rPr>
+        <w:t>传统农业社会：（🤔a）无法形成资本主义/只有萌芽的原因：在亲密的血缘社会中，交易靠人情来维持</w:t>
+      </w:r>
+    </w:p>
+    <w:p>
+      <w:pPr>
+        <w:keepNext w:val="0"/>
+        <w:keepLines w:val="0"/>
+        <w:widowControl/>
+        <w:numPr>
+          <w:ilvl w:val="0"/>
+          <w:numId w:val="1"/>
+        </w:numPr>
+        <w:suppressLineNumbers w:val="0"/>
+        <w:ind w:left="0" w:leftChars="0" w:firstLine="0" w:firstLineChars="0"/>
+        <w:jc w:val="left"/>
+        <w:rPr>
+          <w:rFonts w:hint="default" w:eastAsia="宋体" w:cs="宋体" w:asciiTheme="minorAscii" w:hAnsiTheme="minorAscii"/>
+          <w:kern w:val="0"/>
+          <w:sz w:val="20"/>
+          <w:szCs w:val="20"/>
+          <w:lang w:val="en-US" w:eastAsia="zh-CN" w:bidi="ar"/>
+        </w:rPr>
+      </w:pPr>
+      <w:r>
+        <w:rPr>
+          <w:rFonts w:hint="eastAsia" w:eastAsia="宋体" w:cs="宋体" w:asciiTheme="minorAscii" w:hAnsiTheme="minorAscii"/>
+          <w:kern w:val="0"/>
+          <w:sz w:val="20"/>
+          <w:szCs w:val="20"/>
+          <w:lang w:val="en-US" w:eastAsia="zh-CN" w:bidi="ar"/>
+        </w:rPr>
+        <w:t>由农业/农耕形成的传统社会的价值观念：安土重迁（对土地有情怀）、安贫乐道（农业收成取决于天，人无法决定，所以只能安贫乐道 eg：不患寡而患不均、富贵于我如烟云、政治清廉）、尊古崇老（老者种地有经验）</w:t>
+      </w:r>
+      <w:bookmarkStart w:id="0" w:name="_GoBack"/>
+      <w:bookmarkEnd w:id="0"/>
     </w:p>
     <w:p>
       <w:pPr>
@@ -670,6 +739,70 @@
         <w:suppressLineNumbers w:val="0"/>
         <w:jc w:val="left"/>
         <w:rPr>
+          <w:rFonts w:hint="eastAsia" w:ascii="宋体" w:hAnsi="宋体" w:eastAsia="宋体" w:cs="宋体"/>
+          <w:kern w:val="0"/>
+          <w:sz w:val="21"/>
+          <w:szCs w:val="21"/>
+          <w:lang w:val="en-US" w:eastAsia="zh-CN" w:bidi="ar"/>
+        </w:rPr>
+      </w:pPr>
+    </w:p>
+    <w:p>
+      <w:pPr>
+        <w:keepNext w:val="0"/>
+        <w:keepLines w:val="0"/>
+        <w:widowControl/>
+        <w:suppressLineNumbers w:val="0"/>
+        <w:jc w:val="left"/>
+        <w:rPr>
+          <w:rFonts w:hint="default" w:ascii="宋体" w:hAnsi="宋体" w:eastAsia="宋体" w:cs="宋体"/>
+          <w:kern w:val="0"/>
+          <w:sz w:val="21"/>
+          <w:szCs w:val="21"/>
+          <w:lang w:val="en-US" w:eastAsia="zh-CN" w:bidi="ar"/>
+        </w:rPr>
+      </w:pPr>
+    </w:p>
+    <w:p>
+      <w:pPr>
+        <w:keepNext w:val="0"/>
+        <w:keepLines w:val="0"/>
+        <w:widowControl/>
+        <w:suppressLineNumbers w:val="0"/>
+        <w:jc w:val="left"/>
+        <w:rPr>
+          <w:rFonts w:ascii="宋体" w:hAnsi="宋体" w:eastAsia="宋体" w:cs="宋体"/>
+          <w:kern w:val="0"/>
+          <w:sz w:val="21"/>
+          <w:szCs w:val="21"/>
+          <w:lang w:val="en-US" w:eastAsia="zh-CN" w:bidi="ar"/>
+        </w:rPr>
+      </w:pPr>
+    </w:p>
+    <w:p>
+      <w:pPr>
+        <w:keepNext w:val="0"/>
+        <w:keepLines w:val="0"/>
+        <w:widowControl/>
+        <w:suppressLineNumbers w:val="0"/>
+        <w:jc w:val="left"/>
+        <w:rPr>
+          <w:rFonts w:hint="default" w:ascii="宋体" w:hAnsi="宋体" w:eastAsia="宋体" w:cs="宋体"/>
+          <w:kern w:val="0"/>
+          <w:sz w:val="21"/>
+          <w:szCs w:val="21"/>
+          <w:lang w:val="en-US" w:eastAsia="zh-CN" w:bidi="ar"/>
+        </w:rPr>
+      </w:pPr>
+    </w:p>
+    <w:p>
+      <w:pPr>
+        <w:keepNext w:val="0"/>
+        <w:keepLines w:val="0"/>
+        <w:widowControl/>
+        <w:suppressLineNumbers w:val="0"/>
+        <w:jc w:val="left"/>
+        <w:rPr>
           <w:rFonts w:hint="default"/>
           <w:lang w:val="en-US"/>
         </w:rPr>
@@ -678,6 +811,7 @@
     <w:p>
       <w:pPr>
         <w:numPr>
+          <w:ilvl w:val="0"/>
           <w:numId w:val="0"/>
         </w:numPr>
         <w:rPr>
